--- a/06_산출물_문서/3계층_지침서/WI-815-01_위험물질_관리_지침서.docx
+++ b/06_산출물_문서/3계층_지침서/WI-815-01_위험물질_관리_지침서.docx
@@ -270,11 +270,11 @@
     </w:p>
     <w:tbl>
       <w:tblPr>
-        <w:tblW w:w="8788" w:type="dxa"/>
         <w:tblCellMar>
           <w:left w:w="108" w:type="dxa"/>
           <w:right w:w="108" w:type="dxa"/>
         </w:tblCellMar>
+        <w:tblW w:w="8788" w:type="dxa"/>
         <w:tblBorders>
           <w:top w:val="single" w:sz="4" w:color="2E74B5" w:space="0"/>
           <w:left w:val="single" w:sz="4" w:color="2E74B5" w:space="0"/>
@@ -294,13 +294,13 @@
         <w:tc>
           <w:tcPr>
             <w:tcW w:w="1500" w:type="dxa"/>
-            <w:shd w:val="clear" w:color="auto" w:fill="D9D9D9"/>
             <w:tcMar>
               <w:top w:w="60" w:type="dxa"/>
               <w:left w:w="120" w:type="dxa"/>
               <w:bottom w:w="60" w:type="dxa"/>
               <w:right w:w="120" w:type="dxa"/>
             </w:tcMar>
+            <w:shd w:val="clear" w:color="auto" w:fill="DEEAF1"/>
           </w:tcPr>
           <w:p>
             <w:pPr>
@@ -320,13 +320,13 @@
         <w:tc>
           <w:tcPr>
             <w:tcW w:w="2800" w:type="dxa"/>
-            <w:shd w:val="clear" w:color="auto" w:fill="D9D9D9"/>
             <w:tcMar>
               <w:top w:w="60" w:type="dxa"/>
               <w:left w:w="120" w:type="dxa"/>
               <w:bottom w:w="60" w:type="dxa"/>
               <w:right w:w="120" w:type="dxa"/>
             </w:tcMar>
+            <w:shd w:val="clear" w:color="auto" w:fill="DEEAF1"/>
           </w:tcPr>
           <w:p>
             <w:pPr>
@@ -346,13 +346,13 @@
         <w:tc>
           <w:tcPr>
             <w:tcW w:w="2000" w:type="dxa"/>
-            <w:shd w:val="clear" w:color="auto" w:fill="D9D9D9"/>
             <w:tcMar>
               <w:top w:w="60" w:type="dxa"/>
               <w:left w:w="120" w:type="dxa"/>
               <w:bottom w:w="60" w:type="dxa"/>
               <w:right w:w="120" w:type="dxa"/>
             </w:tcMar>
+            <w:shd w:val="clear" w:color="auto" w:fill="DEEAF1"/>
           </w:tcPr>
           <w:p>
             <w:pPr>
@@ -366,85 +366,6 @@
                 <w:sz w:val="20"/>
               </w:rPr>
               <w:t>성명</w:t>
-            </w:r>
-          </w:p>
-        </w:tc>
-        <w:tc>
-          <w:tcPr>
-            <w:tcW w:w="2488" w:type="dxa"/>
-            <w:shd w:val="clear" w:color="auto" w:fill="D9D9D9"/>
-            <w:tcMar>
-              <w:top w:w="60" w:type="dxa"/>
-              <w:left w:w="120" w:type="dxa"/>
-              <w:bottom w:w="60" w:type="dxa"/>
-              <w:right w:w="120" w:type="dxa"/>
-            </w:tcMar>
-          </w:tcPr>
-          <w:p>
-            <w:pPr>
-              <w:jc w:val="center"/>
-              <w:spacing w:before="60" w:after="60"/>
-              <w:wordWrap w:val="1"/>
-            </w:pPr>
-            <w:r>
-              <w:rPr>
-                <w:b/>
-                <w:sz w:val="20"/>
-              </w:rPr>
-              <w:t>서명 / 일자</w:t>
-            </w:r>
-          </w:p>
-        </w:tc>
-      </w:tr>
-      <w:tr>
-        <w:tc>
-          <w:tcPr>
-            <w:tcW w:w="1500" w:type="dxa"/>
-          </w:tcPr>
-          <w:p>
-            <w:pPr>
-              <w:jc w:val="center"/>
-              <w:spacing w:before="200" w:after="200"/>
-            </w:pPr>
-            <w:r>
-              <w:rPr>
-                <w:sz w:val="20"/>
-              </w:rPr>
-              <w:t xml:space="preserve">작성</w:t>
-            </w:r>
-          </w:p>
-        </w:tc>
-        <w:tc>
-          <w:tcPr>
-            <w:tcW w:w="2800" w:type="dxa"/>
-          </w:tcPr>
-          <w:p>
-            <w:pPr>
-              <w:jc w:val="left"/>
-              <w:spacing w:before="200" w:after="200"/>
-            </w:pPr>
-            <w:r>
-              <w:rPr>
-                <w:sz w:val="20"/>
-              </w:rPr>
-              <w:t xml:space="preserve"/>
-            </w:r>
-          </w:p>
-        </w:tc>
-        <w:tc>
-          <w:tcPr>
-            <w:tcW w:w="2000" w:type="dxa"/>
-          </w:tcPr>
-          <w:p>
-            <w:pPr>
-              <w:jc w:val="left"/>
-              <w:spacing w:before="200" w:after="200"/>
-            </w:pPr>
-            <w:r>
-              <w:rPr>
-                <w:sz w:val="20"/>
-              </w:rPr>
-              <w:t xml:space="preserve"/>
             </w:r>
           </w:p>
         </w:tc>
@@ -457,37 +378,39 @@
               <w:bottom w:w="60" w:type="dxa"/>
               <w:right w:w="120" w:type="dxa"/>
             </w:tcMar>
-          </w:tcPr>
-          <w:p>
-            <w:pPr>
-              <w:jc w:val="left"/>
+            <w:shd w:val="clear" w:color="auto" w:fill="DEEAF1"/>
+          </w:tcPr>
+          <w:p>
+            <w:pPr>
+              <w:jc w:val="center"/>
+              <w:spacing w:before="60" w:after="60"/>
+              <w:wordWrap w:val="1"/>
+            </w:pPr>
+            <w:r>
+              <w:rPr>
+                <w:b/>
+                <w:sz w:val="20"/>
+              </w:rPr>
+              <w:t>서명 / 일자</w:t>
+            </w:r>
+          </w:p>
+        </w:tc>
+      </w:tr>
+      <w:tr>
+        <w:tc>
+          <w:tcPr>
+            <w:tcW w:w="1500" w:type="dxa"/>
+          </w:tcPr>
+          <w:p>
+            <w:pPr>
+              <w:jc w:val="center"/>
               <w:spacing w:before="200" w:after="200"/>
-              <w:wordWrap w:val="1"/>
             </w:pPr>
             <w:r>
               <w:rPr>
                 <w:sz w:val="20"/>
               </w:rPr>
-              <w:t xml:space="preserve"/>
-            </w:r>
-          </w:p>
-        </w:tc>
-      </w:tr>
-      <w:tr>
-        <w:tc>
-          <w:tcPr>
-            <w:tcW w:w="1500" w:type="dxa"/>
-          </w:tcPr>
-          <w:p>
-            <w:pPr>
-              <w:jc w:val="center"/>
-              <w:spacing w:before="200" w:after="200"/>
-            </w:pPr>
-            <w:r>
-              <w:rPr>
-                <w:sz w:val="20"/>
-              </w:rPr>
-              <w:t xml:space="preserve">검토</w:t>
+              <w:t xml:space="preserve">작성</w:t>
             </w:r>
           </w:p>
         </w:tc>
@@ -564,7 +487,7 @@
               <w:rPr>
                 <w:sz w:val="20"/>
               </w:rPr>
-              <w:t xml:space="preserve">승인 (등인)</w:t>
+              <w:t xml:space="preserve">검토</w:t>
             </w:r>
           </w:p>
         </w:tc>
@@ -617,6 +540,76 @@
               <w:jc w:val="left"/>
               <w:spacing w:before="200" w:after="200"/>
               <w:wordWrap w:val="1"/>
+            </w:pPr>
+            <w:r>
+              <w:rPr>
+                <w:sz w:val="20"/>
+              </w:rPr>
+              <w:t xml:space="preserve"/>
+            </w:r>
+          </w:p>
+        </w:tc>
+      </w:tr>
+      <w:tr>
+        <w:tc>
+          <w:tcPr>
+            <w:tcW w:w="1500" w:type="dxa"/>
+          </w:tcPr>
+          <w:p>
+            <w:pPr>
+              <w:jc w:val="center"/>
+              <w:spacing w:before="200" w:after="200"/>
+            </w:pPr>
+            <w:r>
+              <w:rPr>
+                <w:sz w:val="20"/>
+              </w:rPr>
+              <w:t xml:space="preserve">승인 (등인)</w:t>
+            </w:r>
+          </w:p>
+        </w:tc>
+        <w:tc>
+          <w:tcPr>
+            <w:tcW w:w="2800" w:type="dxa"/>
+          </w:tcPr>
+          <w:p>
+            <w:pPr>
+              <w:jc w:val="left"/>
+              <w:spacing w:before="200" w:after="200"/>
+            </w:pPr>
+            <w:r>
+              <w:rPr>
+                <w:sz w:val="20"/>
+              </w:rPr>
+              <w:t xml:space="preserve"/>
+            </w:r>
+          </w:p>
+        </w:tc>
+        <w:tc>
+          <w:tcPr>
+            <w:tcW w:w="2000" w:type="dxa"/>
+          </w:tcPr>
+          <w:p>
+            <w:pPr>
+              <w:jc w:val="left"/>
+              <w:spacing w:before="200" w:after="200"/>
+            </w:pPr>
+            <w:r>
+              <w:rPr>
+                <w:sz w:val="20"/>
+              </w:rPr>
+              <w:t xml:space="preserve"/>
+            </w:r>
+          </w:p>
+        </w:tc>
+        <w:tc>
+          <w:tcPr>
+            <w:tcW w:w="2488" w:type="dxa"/>
+          </w:tcPr>
+          <w:p>
+            <w:pPr>
+              <w:jc w:val="left"/>
+              <w:spacing w:before="200" w:after="200"/>
             </w:pPr>
             <w:r>
               <w:rPr>
@@ -1085,7 +1078,7 @@
         </w:trPr>
         <w:tc>
           <w:tcPr>
-            <w:tcW w:w="2460" w:type="dxa"/>
+            <w:tcW w:w="3000" w:type="dxa"/>
             <w:tcMar>
               <w:top w:w="60" w:type="dxa"/>
               <w:left w:w="120" w:type="dxa"/>
@@ -1106,7 +1099,7 @@
         </w:tc>
         <w:tc>
           <w:tcPr>
-            <w:tcW w:w="6328" w:type="dxa"/>
+            <w:tcW w:w="5788" w:type="dxa"/>
             <w:tcMar>
               <w:top w:w="60" w:type="dxa"/>
               <w:left w:w="120" w:type="dxa"/>
@@ -1128,9 +1121,7 @@
       </w:tr>
       <w:tr>
         <w:tc>
-          <w:tcPr>
-            <w:tcW w:w="2460" w:type="dxa"/>
-          </w:tcPr>
+          <w:tcPr/>
           <w:p>
             <w:pPr>
               <w:pStyle w:val="Compact"/>
@@ -1142,7 +1133,7 @@
         </w:tc>
         <w:tc>
           <w:tcPr>
-            <w:tcW w:w="6328" w:type="dxa"/>
+            <w:tcW w:w="5788" w:type="dxa"/>
             <w:tcMar>
               <w:top w:w="60" w:type="dxa"/>
               <w:left w:w="120" w:type="dxa"/>
@@ -1175,6 +1166,7 @@
         </w:tc>
         <w:tc>
           <w:tcPr>
+            <w:tcW w:w="5788" w:type="dxa"/>
             <w:tcMar>
               <w:top w:w="60" w:type="dxa"/>
               <w:left w:w="120" w:type="dxa"/>
@@ -1206,9 +1198,7 @@
           </w:p>
         </w:tc>
         <w:tc>
-          <w:tcPr>
-            <w:tcW w:w="6328" w:type="dxa"/>
-          </w:tcPr>
+          <w:tcPr/>
           <w:p>
             <w:pPr>
               <w:pStyle w:val="Compact"/>
@@ -1221,8 +1211,19 @@
       </w:tr>
       <w:tr>
         <w:tc>
-          <w:tcPr>
-            <w:tcW w:w="2460" w:type="dxa"/>
+          <w:tcPr/>
+          <w:p>
+            <w:pPr>
+              <w:pStyle w:val="Compact"/>
+            </w:pPr>
+            <w:r>
+              <w:t xml:space="preserve">EU RoHS</w:t>
+            </w:r>
+          </w:p>
+        </w:tc>
+        <w:tc>
+          <w:tcPr>
+            <w:tcW w:w="5788" w:type="dxa"/>
             <w:tcMar>
               <w:top w:w="60" w:type="dxa"/>
               <w:left w:w="120" w:type="dxa"/>
@@ -1236,17 +1237,6 @@
               <w:wordWrap w:val="1"/>
             </w:pPr>
             <w:r>
-              <w:t xml:space="preserve">EU RoHS</w:t>
-            </w:r>
-          </w:p>
-        </w:tc>
-        <w:tc>
-          <w:tcPr/>
-          <w:p>
-            <w:pPr>
-              <w:pStyle w:val="Compact"/>
-            </w:pPr>
-            <w:r>
               <w:t xml:space="preserve">2011/65/EU (전기전자제품 유해물질 사용 제한)</w:t>
             </w:r>
           </w:p>
@@ -1326,18 +1316,10 @@
       </w:tr>
       <w:tr>
         <w:tc>
-          <w:tcPr>
-            <w:tcMar>
-              <w:top w:w="60" w:type="dxa"/>
-              <w:left w:w="120" w:type="dxa"/>
-              <w:bottom w:w="60" w:type="dxa"/>
-              <w:right w:w="120" w:type="dxa"/>
-            </w:tcMar>
-          </w:tcPr>
-          <w:p>
-            <w:pPr>
-              <w:pStyle w:val="Compact"/>
-              <w:wordWrap w:val="1"/>
+          <w:tcPr/>
+          <w:p>
+            <w:pPr>
+              <w:pStyle w:val="Compact"/>
             </w:pPr>
             <w:r>
               <w:t xml:space="preserve">QF-815-03</w:t>
@@ -1345,18 +1327,10 @@
           </w:p>
         </w:tc>
         <w:tc>
-          <w:tcPr>
-            <w:tcMar>
-              <w:top w:w="60" w:type="dxa"/>
-              <w:left w:w="120" w:type="dxa"/>
-              <w:bottom w:w="60" w:type="dxa"/>
-              <w:right w:w="120" w:type="dxa"/>
-            </w:tcMar>
-          </w:tcPr>
-          <w:p>
-            <w:pPr>
-              <w:pStyle w:val="Compact"/>
-              <w:wordWrap w:val="1"/>
+          <w:tcPr/>
+          <w:p>
+            <w:pPr>
+              <w:pStyle w:val="Compact"/>
             </w:pPr>
             <w:r>
               <w:t xml:space="preserve">비상 대응 기록서 양식</w:t>
@@ -1400,7 +1374,7 @@
         </w:trPr>
         <w:tc>
           <w:tcPr>
-            <w:tcW w:w="2460" w:type="dxa"/>
+            <w:tcW w:w="1600" w:type="dxa"/>
             <w:tcMar>
               <w:top w:w="60" w:type="dxa"/>
               <w:left w:w="120" w:type="dxa"/>
@@ -1421,7 +1395,7 @@
         </w:tc>
         <w:tc>
           <w:tcPr>
-            <w:tcW w:w="6328" w:type="dxa"/>
+            <w:tcW w:w="7188" w:type="dxa"/>
             <w:tcMar>
               <w:top w:w="60" w:type="dxa"/>
               <w:left w:w="120" w:type="dxa"/>
@@ -1443,9 +1417,7 @@
       </w:tr>
       <w:tr>
         <w:tc>
-          <w:tcPr>
-            <w:tcW w:w="2460" w:type="dxa"/>
-          </w:tcPr>
+          <w:tcPr/>
           <w:p>
             <w:pPr>
               <w:pStyle w:val="Compact"/>
@@ -1457,7 +1429,7 @@
         </w:tc>
         <w:tc>
           <w:tcPr>
-            <w:tcW w:w="6328" w:type="dxa"/>
+            <w:tcW w:w="7188" w:type="dxa"/>
             <w:tcMar>
               <w:top w:w="60" w:type="dxa"/>
               <w:left w:w="120" w:type="dxa"/>
@@ -1490,6 +1462,7 @@
         </w:tc>
         <w:tc>
           <w:tcPr>
+            <w:tcW w:w="7188" w:type="dxa"/>
             <w:tcMar>
               <w:top w:w="60" w:type="dxa"/>
               <w:left w:w="120" w:type="dxa"/>
@@ -1521,9 +1494,7 @@
           </w:p>
         </w:tc>
         <w:tc>
-          <w:tcPr>
-            <w:tcW w:w="6328" w:type="dxa"/>
-          </w:tcPr>
+          <w:tcPr/>
           <w:p>
             <w:pPr>
               <w:pStyle w:val="Compact"/>
@@ -1536,19 +1507,10 @@
       </w:tr>
       <w:tr>
         <w:tc>
-          <w:tcPr>
-            <w:tcW w:w="2460" w:type="dxa"/>
-            <w:tcMar>
-              <w:top w:w="60" w:type="dxa"/>
-              <w:left w:w="120" w:type="dxa"/>
-              <w:bottom w:w="60" w:type="dxa"/>
-              <w:right w:w="120" w:type="dxa"/>
-            </w:tcMar>
-          </w:tcPr>
-          <w:p>
-            <w:pPr>
-              <w:pStyle w:val="Compact"/>
-              <w:wordWrap w:val="1"/>
+          <w:tcPr/>
+          <w:p>
+            <w:pPr>
+              <w:pStyle w:val="Compact"/>
             </w:pPr>
             <w:r>
               <w:t xml:space="preserve">SDS</w:t>
@@ -1556,7 +1518,9 @@
           </w:p>
         </w:tc>
         <w:tc>
-          <w:tcPr/>
+          <w:tcPr>
+            <w:tcW w:w="7188" w:type="dxa"/>
+          </w:tcPr>
           <w:p>
             <w:pPr>
               <w:pStyle w:val="Compact"/>
@@ -1593,7 +1557,9 @@
       </w:tr>
       <w:tr>
         <w:tc>
-          <w:tcPr/>
+          <w:tcPr>
+            <w:tcW w:w="1600" w:type="dxa"/>
+          </w:tcPr>
           <w:p>
             <w:pPr>
               <w:pStyle w:val="Compact"/>
@@ -1604,7 +1570,9 @@
           </w:p>
         </w:tc>
         <w:tc>
-          <w:tcPr/>
+          <w:tcPr>
+            <w:tcW w:w="7188" w:type="dxa"/>
+          </w:tcPr>
           <w:p>
             <w:pPr>
               <w:pStyle w:val="Compact"/>
@@ -1628,7 +1596,9 @@
           </w:p>
         </w:tc>
         <w:tc>
-          <w:tcPr/>
+          <w:tcPr>
+            <w:tcW w:w="7188" w:type="dxa"/>
+          </w:tcPr>
           <w:p>
             <w:pPr>
               <w:pStyle w:val="Compact"/>
@@ -1641,18 +1611,10 @@
       </w:tr>
       <w:tr>
         <w:tc>
-          <w:tcPr>
-            <w:tcMar>
-              <w:top w:w="60" w:type="dxa"/>
-              <w:left w:w="120" w:type="dxa"/>
-              <w:bottom w:w="60" w:type="dxa"/>
-              <w:right w:w="120" w:type="dxa"/>
-            </w:tcMar>
-          </w:tcPr>
-          <w:p>
-            <w:pPr>
-              <w:pStyle w:val="Compact"/>
-              <w:wordWrap w:val="1"/>
+          <w:tcPr/>
+          <w:p>
+            <w:pPr>
+              <w:pStyle w:val="Compact"/>
             </w:pPr>
             <w:r>
               <w:t xml:space="preserve">함유율</w:t>
@@ -1661,6 +1623,7 @@
         </w:tc>
         <w:tc>
           <w:tcPr>
+            <w:tcW w:w="7188" w:type="dxa"/>
             <w:tcMar>
               <w:top w:w="60" w:type="dxa"/>
               <w:left w:w="120" w:type="dxa"/>
@@ -1731,7 +1694,7 @@
         </w:trPr>
         <w:tc>
           <w:tcPr>
-            <w:tcW w:w="2460" w:type="dxa"/>
+            <w:tcW w:w="2216" w:type="dxa"/>
             <w:tcMar>
               <w:top w:w="60" w:type="dxa"/>
               <w:left w:w="120" w:type="dxa"/>
@@ -1752,7 +1715,7 @@
         </w:tc>
         <w:tc>
           <w:tcPr>
-            <w:tcW w:w="6328" w:type="dxa"/>
+            <w:tcW w:w="6572" w:type="dxa"/>
             <w:tcMar>
               <w:top w:w="60" w:type="dxa"/>
               <w:left w:w="120" w:type="dxa"/>
@@ -1774,9 +1737,7 @@
       </w:tr>
       <w:tr>
         <w:tc>
-          <w:tcPr>
-            <w:tcW w:w="2460" w:type="dxa"/>
-          </w:tcPr>
+          <w:tcPr/>
           <w:p>
             <w:pPr>
               <w:pStyle w:val="Compact"/>
@@ -1788,7 +1749,7 @@
         </w:tc>
         <w:tc>
           <w:tcPr>
-            <w:tcW w:w="6328" w:type="dxa"/>
+            <w:tcW w:w="6572" w:type="dxa"/>
             <w:tcMar>
               <w:top w:w="60" w:type="dxa"/>
               <w:left w:w="120" w:type="dxa"/>
@@ -1821,6 +1782,7 @@
         </w:tc>
         <w:tc>
           <w:tcPr>
+            <w:tcW w:w="6572" w:type="dxa"/>
             <w:tcMar>
               <w:top w:w="60" w:type="dxa"/>
               <w:left w:w="120" w:type="dxa"/>
@@ -1852,9 +1814,7 @@
           </w:p>
         </w:tc>
         <w:tc>
-          <w:tcPr>
-            <w:tcW w:w="6328" w:type="dxa"/>
-          </w:tcPr>
+          <w:tcPr/>
           <w:p>
             <w:pPr>
               <w:pStyle w:val="Compact"/>
@@ -1867,8 +1827,19 @@
       </w:tr>
       <w:tr>
         <w:tc>
-          <w:tcPr>
-            <w:tcW w:w="2460" w:type="dxa"/>
+          <w:tcPr/>
+          <w:p>
+            <w:pPr>
+              <w:pStyle w:val="Compact"/>
+            </w:pPr>
+            <w:r>
+              <w:t xml:space="preserve">사용량</w:t>
+            </w:r>
+          </w:p>
+        </w:tc>
+        <w:tc>
+          <w:tcPr>
+            <w:tcW w:w="6572" w:type="dxa"/>
             <w:tcMar>
               <w:top w:w="60" w:type="dxa"/>
               <w:left w:w="120" w:type="dxa"/>
@@ -1882,17 +1853,6 @@
               <w:wordWrap w:val="1"/>
             </w:pPr>
             <w:r>
-              <w:t xml:space="preserve">사용량</w:t>
-            </w:r>
-          </w:p>
-        </w:tc>
-        <w:tc>
-          <w:tcPr/>
-          <w:p>
-            <w:pPr>
-              <w:pStyle w:val="Compact"/>
-            </w:pPr>
-            <w:r>
               <w:t xml:space="preserve">월간 사용량</w:t>
             </w:r>
           </w:p>
@@ -1972,18 +1932,10 @@
       </w:tr>
       <w:tr>
         <w:tc>
-          <w:tcPr>
-            <w:tcMar>
-              <w:top w:w="60" w:type="dxa"/>
-              <w:left w:w="120" w:type="dxa"/>
-              <w:bottom w:w="60" w:type="dxa"/>
-              <w:right w:w="120" w:type="dxa"/>
-            </w:tcMar>
-          </w:tcPr>
-          <w:p>
-            <w:pPr>
-              <w:pStyle w:val="Compact"/>
-              <w:wordWrap w:val="1"/>
+          <w:tcPr/>
+          <w:p>
+            <w:pPr>
+              <w:pStyle w:val="Compact"/>
             </w:pPr>
             <w:r>
               <w:t xml:space="preserve">대체물질 검토</w:t>
@@ -1991,18 +1943,10 @@
           </w:p>
         </w:tc>
         <w:tc>
-          <w:tcPr>
-            <w:tcMar>
-              <w:top w:w="60" w:type="dxa"/>
-              <w:left w:w="120" w:type="dxa"/>
-              <w:bottom w:w="60" w:type="dxa"/>
-              <w:right w:w="120" w:type="dxa"/>
-            </w:tcMar>
-          </w:tcPr>
-          <w:p>
-            <w:pPr>
-              <w:pStyle w:val="Compact"/>
-              <w:wordWrap w:val="1"/>
+          <w:tcPr/>
+          <w:p>
+            <w:pPr>
+              <w:pStyle w:val="Compact"/>
             </w:pPr>
             <w:r>
               <w:t xml:space="preserve">SVHC 해당 시 대체물질 가용성</w:t>
@@ -2524,7 +2468,7 @@
         </w:trPr>
         <w:tc>
           <w:tcPr>
-            <w:tcW w:w="2460" w:type="dxa"/>
+            <w:tcW w:w="1683" w:type="dxa"/>
             <w:tcMar>
               <w:top w:w="60" w:type="dxa"/>
               <w:left w:w="120" w:type="dxa"/>
@@ -2545,7 +2489,7 @@
         </w:tc>
         <w:tc>
           <w:tcPr>
-            <w:tcW w:w="6328" w:type="dxa"/>
+            <w:tcW w:w="7105" w:type="dxa"/>
             <w:tcMar>
               <w:top w:w="60" w:type="dxa"/>
               <w:left w:w="120" w:type="dxa"/>
@@ -2567,9 +2511,7 @@
       </w:tr>
       <w:tr>
         <w:tc>
-          <w:tcPr>
-            <w:tcW w:w="2460" w:type="dxa"/>
-          </w:tcPr>
+          <w:tcPr/>
           <w:p>
             <w:pPr>
               <w:pStyle w:val="Compact"/>
@@ -2581,7 +2523,7 @@
         </w:tc>
         <w:tc>
           <w:tcPr>
-            <w:tcW w:w="6328" w:type="dxa"/>
+            <w:tcW w:w="7105" w:type="dxa"/>
             <w:tcMar>
               <w:top w:w="60" w:type="dxa"/>
               <w:left w:w="120" w:type="dxa"/>
@@ -2614,6 +2556,7 @@
         </w:tc>
         <w:tc>
           <w:tcPr>
+            <w:tcW w:w="7105" w:type="dxa"/>
             <w:tcMar>
               <w:top w:w="60" w:type="dxa"/>
               <w:left w:w="120" w:type="dxa"/>
@@ -2645,9 +2588,7 @@
           </w:p>
         </w:tc>
         <w:tc>
-          <w:tcPr>
-            <w:tcW w:w="6328" w:type="dxa"/>
-          </w:tcPr>
+          <w:tcPr/>
           <w:p>
             <w:pPr>
               <w:pStyle w:val="Compact"/>
@@ -2660,8 +2601,19 @@
       </w:tr>
       <w:tr>
         <w:tc>
-          <w:tcPr>
-            <w:tcW w:w="2460" w:type="dxa"/>
+          <w:tcPr/>
+          <w:p>
+            <w:pPr>
+              <w:pStyle w:val="Compact"/>
+            </w:pPr>
+            <w:r>
+              <w:t xml:space="preserve">바닥</w:t>
+            </w:r>
+          </w:p>
+        </w:tc>
+        <w:tc>
+          <w:tcPr>
+            <w:tcW w:w="7105" w:type="dxa"/>
             <w:tcMar>
               <w:top w:w="60" w:type="dxa"/>
               <w:left w:w="120" w:type="dxa"/>
@@ -2675,17 +2627,6 @@
               <w:wordWrap w:val="1"/>
             </w:pPr>
             <w:r>
-              <w:t xml:space="preserve">바닥</w:t>
-            </w:r>
-          </w:p>
-        </w:tc>
-        <w:tc>
-          <w:tcPr/>
-          <w:p>
-            <w:pPr>
-              <w:pStyle w:val="Compact"/>
-            </w:pPr>
-            <w:r>
               <w:t xml:space="preserve">내약품성 바닥재, 방류턱(Bund) 설치</w:t>
             </w:r>
           </w:p>
@@ -2741,18 +2682,10 @@
       </w:tr>
       <w:tr>
         <w:tc>
-          <w:tcPr>
-            <w:tcMar>
-              <w:top w:w="60" w:type="dxa"/>
-              <w:left w:w="120" w:type="dxa"/>
-              <w:bottom w:w="60" w:type="dxa"/>
-              <w:right w:w="120" w:type="dxa"/>
-            </w:tcMar>
-          </w:tcPr>
-          <w:p>
-            <w:pPr>
-              <w:pStyle w:val="Compact"/>
-              <w:wordWrap w:val="1"/>
+          <w:tcPr/>
+          <w:p>
+            <w:pPr>
+              <w:pStyle w:val="Compact"/>
             </w:pPr>
             <w:r>
               <w:t xml:space="preserve">출입</w:t>
@@ -2760,18 +2693,10 @@
           </w:p>
         </w:tc>
         <w:tc>
-          <w:tcPr>
-            <w:tcMar>
-              <w:top w:w="60" w:type="dxa"/>
-              <w:left w:w="120" w:type="dxa"/>
-              <w:bottom w:w="60" w:type="dxa"/>
-              <w:right w:w="120" w:type="dxa"/>
-            </w:tcMar>
-          </w:tcPr>
-          <w:p>
-            <w:pPr>
-              <w:pStyle w:val="Compact"/>
-              <w:wordWrap w:val="1"/>
+          <w:tcPr/>
+          <w:p>
+            <w:pPr>
+              <w:pStyle w:val="Compact"/>
             </w:pPr>
             <w:r>
               <w:t xml:space="preserve">관계자 외 출입 제한, 출입 기록 관리</w:t>
@@ -2906,7 +2831,7 @@
         </w:trPr>
         <w:tc>
           <w:tcPr>
-            <w:tcW w:w="2460" w:type="dxa"/>
+            <w:tcW w:w="2216" w:type="dxa"/>
             <w:tcMar>
               <w:top w:w="60" w:type="dxa"/>
               <w:left w:w="120" w:type="dxa"/>
@@ -2927,7 +2852,7 @@
         </w:tc>
         <w:tc>
           <w:tcPr>
-            <w:tcW w:w="6328" w:type="dxa"/>
+            <w:tcW w:w="6572" w:type="dxa"/>
             <w:tcMar>
               <w:top w:w="60" w:type="dxa"/>
               <w:left w:w="120" w:type="dxa"/>
@@ -2949,9 +2874,7 @@
       </w:tr>
       <w:tr>
         <w:tc>
-          <w:tcPr>
-            <w:tcW w:w="2460" w:type="dxa"/>
-          </w:tcPr>
+          <w:tcPr/>
           <w:p>
             <w:pPr>
               <w:pStyle w:val="Compact"/>
@@ -2963,7 +2886,7 @@
         </w:tc>
         <w:tc>
           <w:tcPr>
-            <w:tcW w:w="6328" w:type="dxa"/>
+            <w:tcW w:w="6572" w:type="dxa"/>
             <w:tcMar>
               <w:top w:w="60" w:type="dxa"/>
               <w:left w:w="120" w:type="dxa"/>
@@ -2984,9 +2907,7 @@
       </w:tr>
       <w:tr>
         <w:tc>
-          <w:tcPr>
-            <w:tcW w:w="2460" w:type="dxa"/>
-          </w:tcPr>
+          <w:tcPr/>
           <w:p>
             <w:pPr>
               <w:pStyle w:val="Compact"/>
@@ -2998,35 +2919,7 @@
         </w:tc>
         <w:tc>
           <w:tcPr>
-            <w:tcW w:w="6328" w:type="dxa"/>
-          </w:tcPr>
-          <w:p>
-            <w:pPr>
-              <w:pStyle w:val="Compact"/>
-            </w:pPr>
-            <w:r>
-              <w:t xml:space="preserve">전면형 마스크, 내산 장갑, 고글, 앞치마</w:t>
-            </w:r>
-          </w:p>
-        </w:tc>
-      </w:tr>
-      <w:tr>
-        <w:tc>
-          <w:tcPr>
-            <w:tcW w:w="2460" w:type="dxa"/>
-          </w:tcPr>
-          <w:p>
-            <w:pPr>
-              <w:pStyle w:val="Compact"/>
-            </w:pPr>
-            <w:r>
-              <w:t xml:space="preserve">분진 발생 물질</w:t>
-            </w:r>
-          </w:p>
-        </w:tc>
-        <w:tc>
-          <w:tcPr>
-            <w:tcW w:w="6328" w:type="dxa"/>
+            <w:tcW w:w="6572" w:type="dxa"/>
             <w:tcMar>
               <w:top w:w="60" w:type="dxa"/>
               <w:left w:w="120" w:type="dxa"/>
@@ -3040,6 +2933,30 @@
               <w:wordWrap w:val="1"/>
             </w:pPr>
             <w:r>
+              <w:t xml:space="preserve">전면형 마스크, 내산 장갑, 고글, 앞치마</w:t>
+            </w:r>
+          </w:p>
+        </w:tc>
+      </w:tr>
+      <w:tr>
+        <w:tc>
+          <w:tcPr/>
+          <w:p>
+            <w:pPr>
+              <w:pStyle w:val="Compact"/>
+            </w:pPr>
+            <w:r>
+              <w:t xml:space="preserve">분진 발생 물질</w:t>
+            </w:r>
+          </w:p>
+        </w:tc>
+        <w:tc>
+          <w:tcPr/>
+          <w:p>
+            <w:pPr>
+              <w:pStyle w:val="Compact"/>
+            </w:pPr>
+            <w:r>
               <w:t xml:space="preserve">방진 마스크, 장갑, 보안경</w:t>
             </w:r>
           </w:p>
@@ -3067,6 +2984,7 @@
         </w:tc>
         <w:tc>
           <w:tcPr>
+            <w:tcW w:w="6572" w:type="dxa"/>
             <w:tcMar>
               <w:top w:w="60" w:type="dxa"/>
               <w:left w:w="120" w:type="dxa"/>
@@ -3732,7 +3650,7 @@
         </w:trPr>
         <w:tc>
           <w:tcPr>
-            <w:tcW w:w="2460" w:type="dxa"/>
+            <w:tcW w:w="1618" w:type="dxa"/>
             <w:tcMar>
               <w:top w:w="60" w:type="dxa"/>
               <w:left w:w="120" w:type="dxa"/>
@@ -3753,7 +3671,7 @@
         </w:tc>
         <w:tc>
           <w:tcPr>
-            <w:tcW w:w="6328" w:type="dxa"/>
+            <w:tcW w:w="7170" w:type="dxa"/>
             <w:tcMar>
               <w:top w:w="60" w:type="dxa"/>
               <w:left w:w="120" w:type="dxa"/>
@@ -3775,9 +3693,7 @@
       </w:tr>
       <w:tr>
         <w:tc>
-          <w:tcPr>
-            <w:tcW w:w="2460" w:type="dxa"/>
-          </w:tcPr>
+          <w:tcPr/>
           <w:p>
             <w:pPr>
               <w:pStyle w:val="Compact"/>
@@ -3789,7 +3705,7 @@
         </w:tc>
         <w:tc>
           <w:tcPr>
-            <w:tcW w:w="6328" w:type="dxa"/>
+            <w:tcW w:w="7170" w:type="dxa"/>
             <w:tcMar>
               <w:top w:w="60" w:type="dxa"/>
               <w:left w:w="120" w:type="dxa"/>
@@ -3822,7 +3738,7 @@
         </w:tc>
         <w:tc>
           <w:tcPr>
-            <w:tcW w:w="6328" w:type="dxa"/>
+            <w:tcW w:w="7170" w:type="dxa"/>
             <w:tcMar>
               <w:top w:w="60" w:type="dxa"/>
               <w:left w:w="120" w:type="dxa"/>
@@ -3867,18 +3783,10 @@
       </w:tr>
       <w:tr>
         <w:tc>
-          <w:tcPr>
-            <w:tcMar>
-              <w:top w:w="60" w:type="dxa"/>
-              <w:left w:w="120" w:type="dxa"/>
-              <w:bottom w:w="60" w:type="dxa"/>
-              <w:right w:w="120" w:type="dxa"/>
-            </w:tcMar>
-          </w:tcPr>
-          <w:p>
-            <w:pPr>
-              <w:pStyle w:val="Compact"/>
-              <w:wordWrap w:val="1"/>
+          <w:tcPr/>
+          <w:p>
+            <w:pPr>
+              <w:pStyle w:val="Compact"/>
             </w:pPr>
             <w:r>
               <w:t xml:space="preserve">섭취</w:t>
@@ -3887,7 +3795,7 @@
         </w:tc>
         <w:tc>
           <w:tcPr>
-            <w:tcW w:w="6328" w:type="dxa"/>
+            <w:tcW w:w="7170" w:type="dxa"/>
             <w:tcMar>
               <w:top w:w="60" w:type="dxa"/>
               <w:left w:w="120" w:type="dxa"/>
@@ -4203,18 +4111,10 @@
           </w:p>
         </w:tc>
         <w:tc>
-          <w:tcPr>
-            <w:tcMar>
-              <w:top w:w="60" w:type="dxa"/>
-              <w:left w:w="120" w:type="dxa"/>
-              <w:bottom w:w="60" w:type="dxa"/>
-              <w:right w:w="120" w:type="dxa"/>
-            </w:tcMar>
-          </w:tcPr>
-          <w:p>
-            <w:pPr>
-              <w:pStyle w:val="Compact"/>
-              <w:wordWrap w:val="1"/>
+          <w:tcPr/>
+          <w:p>
+            <w:pPr>
+              <w:pStyle w:val="Compact"/>
             </w:pPr>
             <w:r>
               <w:t xml:space="preserve">연 1회</w:t>
@@ -5058,8 +4958,8 @@
     <w:rPrDefault>
       <w:rPr>
         <w:rFonts w:asciiTheme="minorHAnsi" w:cstheme="minorBidi" w:eastAsiaTheme="minorEastAsia" w:hAnsiTheme="minorHAnsi"/>
-        <w:sz w:val="24"/>
-        <w:szCs w:val="24"/>
+        <w:sz w:val="20"/>
+        <w:szCs w:val="20"/>
         <w:lang w:bidi="ar-SA" w:eastAsia="zh-CN" w:val="en-US"/>
       </w:rPr>
     </w:rPrDefault>
@@ -5127,8 +5027,8 @@
     </w:pPr>
     <w:rPr>
       <w:rFonts w:asciiTheme="majorHAnsi" w:cstheme="majorBidi" w:eastAsiaTheme="majorEastAsia" w:hAnsiTheme="majorHAnsi"/>
-      <w:sz w:val="56"/>
-      <w:szCs w:val="56"/>
+      <w:sz w:val="44"/>
+      <w:szCs w:val="44"/>
     </w:rPr>
   </w:style>
   <w:style w:customStyle="1" w:styleId="TitleChar" w:type="character">
@@ -5139,8 +5039,8 @@
     <w:rsid w:val="00A10FD9"/>
     <w:rPr>
       <w:rFonts w:asciiTheme="majorHAnsi" w:cstheme="majorBidi" w:eastAsiaTheme="majorEastAsia" w:hAnsiTheme="majorHAnsi"/>
-      <w:sz w:val="56"/>
-      <w:szCs w:val="56"/>
+      <w:sz w:val="44"/>
+      <w:szCs w:val="44"/>
     </w:rPr>
   </w:style>
   <w:style w:styleId="Subtitle" w:type="paragraph">
@@ -5262,8 +5162,8 @@
     <w:rPr>
       <w:rFonts w:asciiTheme="majorHAnsi" w:cstheme="majorBidi" w:eastAsiaTheme="majorEastAsia" w:hAnsiTheme="majorHAnsi"/>
       <w:color w:themeColor="accent1" w:themeShade="BF" w:val="0F4761"/>
-      <w:sz w:val="40"/>
-      <w:szCs w:val="40"/>
+      <w:sz w:val="32"/>
+      <w:szCs w:val="32"/>
     </w:rPr>
   </w:style>
   <w:style w:styleId="Heading2" w:type="paragraph">
@@ -5453,8 +5353,8 @@
     <w:rPr>
       <w:rFonts w:asciiTheme="majorHAnsi" w:cstheme="majorBidi" w:eastAsiaTheme="majorEastAsia" w:hAnsiTheme="majorHAnsi"/>
       <w:color w:themeColor="accent1" w:themeShade="BF" w:val="0F4761"/>
-      <w:sz w:val="40"/>
-      <w:szCs w:val="40"/>
+      <w:sz w:val="32"/>
+      <w:szCs w:val="32"/>
     </w:rPr>
   </w:style>
   <w:style w:customStyle="1" w:styleId="Heading2Char" w:type="character">
